--- a/klagomål/Börsåsen N FSC-klagomål.docx
+++ b/klagomål/Börsåsen N FSC-klagomål.docx
@@ -168,7 +168,7 @@
     </w:p>
     <w:p>
       <w:r>
-        <w:t>Detta klagomål behandlar höga naturvärden i avverkningsanmälan Börsåsen N i Bergs kommun som inkom 2026-07-13 och omfattar 124,6 ha.</w:t>
+        <w:t>Detta klagomål behandlar höga naturvärden i avverkningsanmälan Börsåsen N i Bergs kommun som inkom 2026-07-14 och omfattar 124,6 ha.</w:t>
       </w:r>
     </w:p>
     <w:p>
@@ -1645,7 +1645,7 @@
     <w:r>
       <w:tab/>
       <w:tab/>
-      <w:t>2026-07-13</w:t>
+      <w:t>2026-07-14</w:t>
       <w:br/>
       <w:br/>
     </w:r>

--- a/klagomål/Börsåsen N FSC-klagomål.docx
+++ b/klagomål/Börsåsen N FSC-klagomål.docx
@@ -168,7 +168,7 @@
     </w:p>
     <w:p>
       <w:r>
-        <w:t>Detta klagomål behandlar höga naturvärden i avverkningsanmälan Börsåsen N i Bergs kommun som inkom 2026-07-14 och omfattar 124,6 ha.</w:t>
+        <w:t>Detta klagomål behandlar höga naturvärden i avverkningsanmälan Börsåsen N i Bergs kommun som inkom 2026-07-15 och omfattar 124,6 ha.</w:t>
       </w:r>
     </w:p>
     <w:p>
@@ -1645,7 +1645,7 @@
     <w:r>
       <w:tab/>
       <w:tab/>
-      <w:t>2026-07-14</w:t>
+      <w:t>2026-07-15</w:t>
       <w:br/>
       <w:br/>
     </w:r>

--- a/klagomål/Börsåsen N FSC-klagomål.docx
+++ b/klagomål/Börsåsen N FSC-klagomål.docx
@@ -168,7 +168,7 @@
     </w:p>
     <w:p>
       <w:r>
-        <w:t>Detta klagomål behandlar höga naturvärden i avverkningsanmälan Börsåsen N i Bergs kommun som inkom 2026-07-15 och omfattar 124,6 ha.</w:t>
+        <w:t>Detta klagomål behandlar höga naturvärden i avverkningsanmälan Börsåsen N i Bergs kommun som inkom 2026-07-16 och omfattar 124,6 ha.</w:t>
       </w:r>
     </w:p>
     <w:p>
@@ -1645,7 +1645,7 @@
     <w:r>
       <w:tab/>
       <w:tab/>
-      <w:t>2026-07-15</w:t>
+      <w:t>2026-07-16</w:t>
       <w:br/>
       <w:br/>
     </w:r>

--- a/klagomål/Börsåsen N FSC-klagomål.docx
+++ b/klagomål/Börsåsen N FSC-klagomål.docx
@@ -168,7 +168,7 @@
     </w:p>
     <w:p>
       <w:r>
-        <w:t>Detta klagomål behandlar höga naturvärden i avverkningsanmälan Börsåsen N i Bergs kommun som inkom 2026-07-16 och omfattar 124,6 ha.</w:t>
+        <w:t>Detta klagomål behandlar höga naturvärden i avverkningsanmälan Börsåsen N i Bergs kommun som inkom 2026-07-17 och omfattar 124,6 ha.</w:t>
       </w:r>
     </w:p>
     <w:p>
@@ -1645,7 +1645,7 @@
     <w:r>
       <w:tab/>
       <w:tab/>
-      <w:t>2026-07-16</w:t>
+      <w:t>2026-07-17</w:t>
       <w:br/>
       <w:br/>
     </w:r>

--- a/klagomål/Börsåsen N FSC-klagomål.docx
+++ b/klagomål/Börsåsen N FSC-klagomål.docx
@@ -168,7 +168,7 @@
     </w:p>
     <w:p>
       <w:r>
-        <w:t>Detta klagomål behandlar höga naturvärden i avverkningsanmälan Börsåsen N i Bergs kommun som inkom 2026-07-17 och omfattar 124,6 ha.</w:t>
+        <w:t>Detta klagomål behandlar höga naturvärden i avverkningsanmälan Börsåsen N i Bergs kommun som inkom 2026-07-18 och omfattar 124,6 ha.</w:t>
       </w:r>
     </w:p>
     <w:p>
@@ -1645,7 +1645,7 @@
     <w:r>
       <w:tab/>
       <w:tab/>
-      <w:t>2026-07-17</w:t>
+      <w:t>2026-07-18</w:t>
       <w:br/>
       <w:br/>
     </w:r>

--- a/klagomål/Börsåsen N FSC-klagomål.docx
+++ b/klagomål/Börsåsen N FSC-klagomål.docx
@@ -168,7 +168,7 @@
     </w:p>
     <w:p>
       <w:r>
-        <w:t>Detta klagomål behandlar höga naturvärden i avverkningsanmälan Börsåsen N i Bergs kommun som inkom 2026-07-18 och omfattar 124,6 ha.</w:t>
+        <w:t>Detta klagomål behandlar höga naturvärden i avverkningsanmälan Börsåsen N i Bergs kommun som inkom 2026-07-19 och omfattar 124,6 ha.</w:t>
       </w:r>
     </w:p>
     <w:p>
@@ -1645,7 +1645,7 @@
     <w:r>
       <w:tab/>
       <w:tab/>
-      <w:t>2026-07-18</w:t>
+      <w:t>2026-07-19</w:t>
       <w:br/>
       <w:br/>
     </w:r>

--- a/klagomål/Börsåsen N FSC-klagomål.docx
+++ b/klagomål/Börsåsen N FSC-klagomål.docx
@@ -216,12 +216,12 @@
         <w:spacing w:after="240"/>
       </w:pPr>
       <w:r>
-        <w:t>Figur 1. Fyndplatser för naturvårdsarter i och inom 21 meter från avverkningsanmälan. Markörer utan svart kant är placerade på fyndplatsen. Markörer med svart kant är placerade vid sidan av fyndplatsen har ett svart streck som visar fyndplatsens exakta position. Kartans mittpunktskoordinat är N 6916634, E 491996 i SWEREF 99 TM.</w:t>
+        <w:t>Figur 1. Fyndplatser för naturvårdsarter i och inom 22 meter från avverkningsanmälan. Markörer utan svart kant är placerade på fyndplatsen. Markörer med svart kant är placerade vid sidan av fyndplatsen har ett svart streck som visar fyndplatsens exakta position. Kartans mittpunktskoordinat är N 6916634, E 491996 i SWEREF 99 TM.</w:t>
       </w:r>
     </w:p>
     <w:p>
       <w:r>
-        <w:t>I och inom 21 meter från avverkningsanmälan finns fynd av 18 naturvårdsarter, varav 9 är rödlistade, 4 är fridlysta, 16 är typiska (T) och 8 är signalarter (S): doftticka (VU, T, §8), garnlav (VU, T), knärot (VU, T, §8), lunglav (NT, T), mörk kolflarnlav (NT), rynkskinn (NT, T), skrovellav (NT, T), ullticka (NT, T), vedskivlav (NT, T), bårdlav (S, T), korallblylav (S, T), kransrams (S, T), norrlandslav (S, T), spindelblomster (S, T, §8), stor aspticka (S, T), stuplav (S, T), ögonpyrola (S, T) och fläcknycklar (§8). Se Figur 1.</w:t>
+        <w:t>I och inom 22 meter från avverkningsanmälan finns fynd av 21 naturvårdsarter, varav 12 är rödlistade, 4 är fridlysta, 17 är typiska (T) och 8 är signalarter (S): doftticka (VU, T, §8), garnlav (VU, T), knärot (VU, T, §8), blanksvart spiklav (NT), dropptaggsvamp (NT, T), lunglav (NT, T), mörk kolflarnlav (NT), rynkskinn (NT, T), skrovellav (NT, T), ullticka (NT, T), vedflamlav (NT), vedskivlav (NT, T), bårdlav (S, T), korallblylav (S, T), kransrams (S, T), norrlandslav (S, T), spindelblomster (S, T, §8), stor aspticka (S, T), stuplav (S, T), ögonpyrola (S, T) och fläcknycklar (§8). Se Figur 1.</w:t>
       </w:r>
     </w:p>
     <w:p>
@@ -410,6 +410,37 @@
         <w:rPr>
           <w:b/>
         </w:rPr>
+        <w:t>Blanksvart spiklav (NT)</w:t>
+      </w:r>
+      <w:r>
+        <w:t xml:space="preserve"> förekommer på torr, hård, gammal kärnved men även på äldre ytved av tall i naturskogsartade bestånd med begränsad brandpåverkan och ostörd hydrologi. Skogsbruksåtgärder på eller i närheten av lokaler med blanksvart spiklav utgör ett hot. Naturskogsartade öppna tall- och barrblandskogar med blanksvart spiklav indikerar höga biologiska värden och bör bevaras (SLU Artdatabanken, 2024).</w:t>
+      </w:r>
+    </w:p>
+    <w:p>
+      <w:r>
+        <w:rPr>
+          <w:b/>
+        </w:rPr>
+        <w:t>Dropptaggsvamp (NT)</w:t>
+      </w:r>
+      <w:r>
+        <w:t xml:space="preserve"> bildar mykorrhiza med tall, främst i barrskog med trädkontinuitet, i magra, torra och ljusöppna lavtallskogar och i barrblandskogar med friskmossor och lingon i fältskiktet. Den totala populationen i landet har minskat och bedöms fortsätta minska till följd av slutavverkningar av tallskog. Det är högst oklart om arten långsiktigt kan etablera och reproducera sig i skogsbestånd som brukas med trakthyggesmetoder, markberedning, gödsling eller föryngring med förädlat plantmaterial. Uppfyller kriterierna för att bli rödlistad på grund av ny kunskap som visar att en större andel av populationen än tidigare bedömt är knuten till kontinuitetsbarrskog. Minskningstakten för den svenska populationen bedöms vara nära gränsvärdet för Sårbar (VU). Dropptaggsvamp är typisk art för </w:t>
+      </w:r>
+      <w:r>
+        <w:rPr>
+          <w:i/>
+        </w:rPr>
+        <w:t xml:space="preserve">9010 Taiga </w:t>
+      </w:r>
+      <w:r>
+        <w:t>(SLU Artdatabanken, 2026).</w:t>
+      </w:r>
+    </w:p>
+    <w:p>
+      <w:r>
+        <w:rPr>
+          <w:b/>
+        </w:rPr>
         <w:t>Lunglav (NT)</w:t>
       </w:r>
       <w:r>
@@ -602,6 +633,26 @@
       </w:r>
       <w:r>
         <w:t xml:space="preserve"> (SLU Artdatabanken, 2026; Nitare &amp; Skogsstyrelsen, 2019; Miettinen &amp; Niemelä, 2018).</w:t>
+      </w:r>
+    </w:p>
+    <w:p>
+      <w:r>
+        <w:rPr>
+          <w:b/>
+        </w:rPr>
+        <w:t>Vedflamlav (NT)</w:t>
+      </w:r>
+      <w:r>
+        <w:t xml:space="preserve"> växer på gammal hård och torr, exponerad kärnved av tall, främst på högstubbar i ljusöppna lägen, t.ex. vid och på myrar, sjökanter, i glesa hällmarkskogar och i brandpräglade tallnaturskogar. Substratet nyskapas i begränsad omfattning och arten är en utmärkt indikator på höga naturvärden i denna skogstyp. Tall- och barrblandskogar med naturskogskaraktär och spår av bränder har ofta höga biologiska värden och bör skyddas. På vedflamlavens bål kan den sällsynta spiklaven/parasiten </w:t>
+      </w:r>
+      <w:r>
+        <w:rPr>
+          <w:i/>
+        </w:rPr>
+        <w:t>Calicium ramboldiicola</w:t>
+      </w:r>
+      <w:r>
+        <w:t xml:space="preserve"> (VU) påträffas (SLU Artdatabanken, 2026).</w:t>
       </w:r>
     </w:p>
     <w:p>
@@ -961,10 +1012,18 @@
         <w:rPr>
           <w:b/>
         </w:rPr>
-        <w:t xml:space="preserve">6.4.3 </w:t>
-      </w:r>
-      <w:r>
-        <w:t>Bevarandeåtgärder genomförs för de kända förekomster av rödlistade arter som påverkas av skogsbruk.</w:t>
+        <w:t xml:space="preserve">6.4.1 </w:t>
+      </w:r>
+      <w:r>
+        <w:t>Följande biotoper undantas från alla skogsbruksåtgärder, förutom åtgärder påkallade för att bevara eller främja biotopens naturliga eller hävdbetingade biologiska mångfald:</w:t>
+      </w:r>
+    </w:p>
+    <w:p>
+      <w:pPr>
+        <w:ind w:left="357"/>
+      </w:pPr>
+      <w:r>
+        <w:t>b) nyckelbiotoper enligt Skogsstyrelsens definition och metod (1995)</w:t>
       </w:r>
     </w:p>
     <w:p>
@@ -982,7 +1041,36 @@
         <w:rPr>
           <w:i/>
         </w:rPr>
-        <w:t>I det avverkningsanmälda skogsområdet har 18 naturvårdsarter varav 9 rödlistade arter sina livsmiljöer och växtplatser.</w:t>
+        <w:t>I det avverkningsanmälda skogsområdet har 20 rödlistade arter och signalarter påträffats. Detta ska jämföras med Skogsstyrelsens uppföljning 2017 av nyckelbiotoper som visade att man i genomsnitt hittar 20,6 olika rödlistade arter och signalarter i en nyckelbiotop (Wijk, S. 2017. Biologisk mångfald i nyckelbiotoper – Resultat från inventeringen “Uppföljning biologisk mångfald” 2009–2015. Rapport 4/2017 Skogsstyrelsen, Jönköping).</w:t>
+      </w:r>
+    </w:p>
+    <w:p>
+      <w:r>
+        <w:rPr>
+          <w:b/>
+        </w:rPr>
+        <w:t xml:space="preserve">6.4.3 </w:t>
+      </w:r>
+      <w:r>
+        <w:t>Bevarandeåtgärder genomförs för de kända förekomster av rödlistade arter som påverkas av skogsbruk.</w:t>
+      </w:r>
+    </w:p>
+    <w:p>
+      <w:pPr>
+        <w:pStyle w:val="ListBullet"/>
+      </w:pPr>
+      <w:r>
+        <w:rPr>
+          <w:b/>
+          <w:i/>
+        </w:rPr>
+        <w:t xml:space="preserve">Kommentar: </w:t>
+      </w:r>
+      <w:r>
+        <w:rPr>
+          <w:i/>
+        </w:rPr>
+        <w:t>I det avverkningsanmälda skogsområdet har 21 naturvårdsarter varav 12 rödlistade arter sina livsmiljöer och växtplatser.</w:t>
       </w:r>
     </w:p>
     <w:p>

--- a/klagomål/Börsåsen N FSC-klagomål.docx
+++ b/klagomål/Börsåsen N FSC-klagomål.docx
@@ -168,7 +168,7 @@
     </w:p>
     <w:p>
       <w:r>
-        <w:t>Detta klagomål behandlar höga naturvärden i avverkningsanmälan Börsåsen N i Bergs kommun som inkom 2026-07-19 och omfattar 124,6 ha.</w:t>
+        <w:t>Detta klagomål behandlar höga naturvärden i avverkningsanmälan Börsåsen N i Bergs kommun som inkom 2026-07-20 och omfattar 124,6 ha.</w:t>
       </w:r>
     </w:p>
     <w:p>
@@ -1733,7 +1733,7 @@
     <w:r>
       <w:tab/>
       <w:tab/>
-      <w:t>2026-07-19</w:t>
+      <w:t>2026-07-20</w:t>
       <w:br/>
       <w:br/>
     </w:r>
